--- a/docs/documentos-funcionales/10-mensajes-contacto-asesores.docx
+++ b/docs/documentos-funcionales/10-mensajes-contacto-asesores.docx
@@ -14,7 +14,7 @@
           <w:sz w:val="18"/>
           <w:szCs w:val="18"/>
         </w:rPr>
-        <w:t xml:space="preserve">BBVA MI CASA — PROTOTIPO FUNCIONAL</w:t>
+        <w:t xml:space="preserve">BBVA MI CASA — REQUERIMIENTOS FUNCIONALES</w:t>
       </w:r>
     </w:p>
     <w:p>
@@ -43,26 +43,7 @@
           <w:sz w:val="20"/>
           <w:szCs w:val="20"/>
         </w:rPr>
-        <w:t xml:space="preserve">Documento funcional  ·  15 de septiembre de 2026</w:t>
-      </w:r>
-    </w:p>
-    <w:p>
-      <w:pPr>
-        <w:pBdr>
-          <w:left w:val="single" w:color="004481" w:sz="18" w:space="8"/>
-        </w:pBdr>
-        <w:spacing w:after="60"/>
-        <w:ind w:left="200"/>
-      </w:pPr>
-      <w:r>
-        <w:rPr>
-          <w:i/>
-          <w:iCs/>
-          <w:color w:val="5B6B7A"/>
-          <w:sz w:val="20"/>
-          <w:szCs w:val="20"/>
-        </w:rPr>
-        <w:t xml:space="preserve">Nota de alcance: este documento describe el funcionamiento de una MAQUETA / PROTOTIPO FUNCIONAL de BBVA Mi Casa (una interfaz navegable con datos y reglas de ejemplo, sin backend ni integraciones reales), no la documentación de un proyecto en producción. Donde algo hoy está simulado, mockeado o pendiente de definición, se aclara explícitamente en las secciones de Integraciones, Seguridad y Pendientes.</w:t>
+        <w:t xml:space="preserve">Requerimiento funcional  ·  15 de septiembre de 2026</w:t>
       </w:r>
     </w:p>
     <w:p>
@@ -87,7 +68,7 @@
         <w:spacing w:after="140"/>
       </w:pPr>
       <w:r>
-        <w:t xml:space="preserve">Darle al usuario una vía de contacto (simulada) con asesores inmobiliarios e hipotecarios, ya sea por un chat de ejemplo dentro de la app o por WhatsApp.</w:t>
+        <w:t xml:space="preserve">Darle al usuario una vía de contacto directo con asesores inmobiliarios e hipotecarios, con un historial visible dentro de la app.</w:t>
       </w:r>
     </w:p>
     <w:p>
@@ -118,46 +99,46 @@
           <w:bCs/>
           <w:color w:val="0B1F3A"/>
         </w:rPr>
-        <w:t xml:space="preserve">Incluye en este prototipo</w:t>
-      </w:r>
-    </w:p>
-    <w:p>
-      <w:pPr>
-        <w:pStyle w:val="ListParagraph"/>
-        <w:numPr>
-          <w:ilvl w:val="0"/>
-          <w:numId w:val="2"/>
-        </w:numPr>
-        <w:spacing w:after="90"/>
-      </w:pPr>
-      <w:r>
-        <w:t xml:space="preserve">Pantalla "Mensajes" con un hilo de chat de ejemplo (mensajes predefinidos, sin backend de chat real).</w:t>
-      </w:r>
-    </w:p>
-    <w:p>
-      <w:pPr>
-        <w:pStyle w:val="ListParagraph"/>
-        <w:numPr>
-          <w:ilvl w:val="0"/>
-          <w:numId w:val="2"/>
-        </w:numPr>
-        <w:spacing w:after="90"/>
-      </w:pPr>
-      <w:r>
-        <w:t xml:space="preserve">"Contactar asesor inmobiliario" desde la ficha de una propiedad (Módulo 4), y "Contactar asesor hipotecario" desde una simulación guardada (Módulo 6) — ambos abren un deep-link de WhatsApp hacia un número fijo y registran el contacto en el historial de la cuenta.</w:t>
-      </w:r>
-    </w:p>
-    <w:p>
-      <w:pPr>
-        <w:pStyle w:val="ListParagraph"/>
-        <w:numPr>
-          <w:ilvl w:val="0"/>
-          <w:numId w:val="2"/>
-        </w:numPr>
-        <w:spacing w:after="90"/>
-      </w:pPr>
-      <w:r>
-        <w:t xml:space="preserve">Botón "Contactar asesor" en el header de desktop (entre "Simula tu Crédito" y "Ayuda"), con un desplegable de "Contactar asesor hipotecario" / "Contactar asesor inmobiliario" — ver Módulo 14, hoy es solo visual.</w:t>
+        <w:t xml:space="preserve">Incluye</w:t>
+      </w:r>
+    </w:p>
+    <w:p>
+      <w:pPr>
+        <w:pStyle w:val="ListParagraph"/>
+        <w:numPr>
+          <w:ilvl w:val="0"/>
+          <w:numId w:val="2"/>
+        </w:numPr>
+        <w:spacing w:after="90"/>
+      </w:pPr>
+      <w:r>
+        <w:t xml:space="preserve">Pantalla "Mensajes" con el historial de contacto con un asesor.</w:t>
+      </w:r>
+    </w:p>
+    <w:p>
+      <w:pPr>
+        <w:pStyle w:val="ListParagraph"/>
+        <w:numPr>
+          <w:ilvl w:val="0"/>
+          <w:numId w:val="2"/>
+        </w:numPr>
+        <w:spacing w:after="90"/>
+      </w:pPr>
+      <w:r>
+        <w:t xml:space="preserve">"Contactar asesor inmobiliario" desde la ficha de una propiedad (Módulo 4), y "Contactar asesor hipotecario" desde una simulación guardada (Módulo 6) — cada uno abre el canal de contacto y registra el contacto en el historial de la cuenta.</w:t>
+      </w:r>
+    </w:p>
+    <w:p>
+      <w:pPr>
+        <w:pStyle w:val="ListParagraph"/>
+        <w:numPr>
+          <w:ilvl w:val="0"/>
+          <w:numId w:val="2"/>
+        </w:numPr>
+        <w:spacing w:after="90"/>
+      </w:pPr>
+      <w:r>
+        <w:t xml:space="preserve">Botón "Contactar asesor" en el header de desktop (entre "Simula tu Crédito" y "Ayuda"), con las opciones "asesor hipotecario" / "asesor inmobiliario" — ver Módulo 14, acción pendiente de definir.</w:t>
       </w:r>
     </w:p>
     <w:p>
@@ -171,46 +152,20 @@
           <w:bCs/>
           <w:color w:val="0B1F3A"/>
         </w:rPr>
-        <w:t xml:space="preserve">No incluye</w:t>
-      </w:r>
-    </w:p>
-    <w:p>
-      <w:pPr>
-        <w:pStyle w:val="ListParagraph"/>
-        <w:numPr>
-          <w:ilvl w:val="0"/>
-          <w:numId w:val="2"/>
-        </w:numPr>
-        <w:spacing w:after="90"/>
-      </w:pPr>
-      <w:r>
-        <w:t xml:space="preserve">Chat en tiempo real real (el hilo de "Mensajes" es contenido de ejemplo, no conversación viva).</w:t>
-      </w:r>
-    </w:p>
-    <w:p>
-      <w:pPr>
-        <w:pStyle w:val="ListParagraph"/>
-        <w:numPr>
-          <w:ilvl w:val="0"/>
-          <w:numId w:val="2"/>
-        </w:numPr>
-        <w:spacing w:after="90"/>
-      </w:pPr>
-      <w:r>
-        <w:t xml:space="preserve">Asignación de asesores por zona o carga de trabajo.</w:t>
-      </w:r>
-    </w:p>
-    <w:p>
-      <w:pPr>
-        <w:pStyle w:val="ListParagraph"/>
-        <w:numPr>
-          <w:ilvl w:val="0"/>
-          <w:numId w:val="2"/>
-        </w:numPr>
-        <w:spacing w:after="90"/>
-      </w:pPr>
-      <w:r>
-        <w:t xml:space="preserve">Integración con un CRM.</w:t>
+        <w:t xml:space="preserve">Fuera de alcance</w:t>
+      </w:r>
+    </w:p>
+    <w:p>
+      <w:pPr>
+        <w:pStyle w:val="ListParagraph"/>
+        <w:numPr>
+          <w:ilvl w:val="0"/>
+          <w:numId w:val="2"/>
+        </w:numPr>
+        <w:spacing w:after="90"/>
+      </w:pPr>
+      <w:r>
+        <w:t xml:space="preserve">Canales de contacto distintos a mensajería directa (llamada telefónica, videollamada).</w:t>
       </w:r>
     </w:p>
     <w:p>
@@ -283,7 +238,7 @@
         <w:spacing w:after="90"/>
       </w:pPr>
       <w:r>
-        <w:t xml:space="preserve">Se abre WhatsApp con un mensaje pre-armado hacia un número de ejemplo.</w:t>
+        <w:t xml:space="preserve">Se abre el canal de mensajería con un mensaje pre-armado hacia un asesor.</w:t>
       </w:r>
     </w:p>
     <w:p>
@@ -296,7 +251,7 @@
         <w:spacing w:after="90"/>
       </w:pPr>
       <w:r>
-        <w:t xml:space="preserve">Queda un registro del contacto asociado a esa propiedad/simulación, visible en la app.</w:t>
+        <w:t xml:space="preserve">Queda un registro del contacto asociado a esa propiedad/simulación, visible en "Mensajes".</w:t>
       </w:r>
     </w:p>
     <w:p>
@@ -343,20 +298,20 @@
           <w:bCs/>
           <w:color w:val="004481"/>
         </w:rPr>
-        <w:t xml:space="preserve">6. Datos que maneja — equipo de Data</w:t>
-      </w:r>
-    </w:p>
-    <w:p>
-      <w:pPr>
-        <w:pStyle w:val="ListParagraph"/>
-        <w:numPr>
-          <w:ilvl w:val="0"/>
-          <w:numId w:val="2"/>
-        </w:numPr>
-        <w:spacing w:after="90"/>
-      </w:pPr>
-      <w:r>
-        <w:t xml:space="preserve">Registro de contactos por WhatsApp (tipo, propiedad o simulación asociada, fecha) y el hilo de chat de ejemplo — ambos persistidos por cuenta en localStorage.</w:t>
+        <w:t xml:space="preserve">6. Requerimientos de datos — equipo de Data</w:t>
+      </w:r>
+    </w:p>
+    <w:p>
+      <w:pPr>
+        <w:pStyle w:val="ListParagraph"/>
+        <w:numPr>
+          <w:ilvl w:val="0"/>
+          <w:numId w:val="2"/>
+        </w:numPr>
+        <w:spacing w:after="90"/>
+      </w:pPr>
+      <w:r>
+        <w:t xml:space="preserve">Registro de contactos (tipo, propiedad o simulación asociada, fecha) e historial de mensajes, persistidos por usuario en base de datos.</w:t>
       </w:r>
     </w:p>
     <w:p>
@@ -373,33 +328,33 @@
           <w:bCs/>
           <w:color w:val="004481"/>
         </w:rPr>
-        <w:t xml:space="preserve">7. Integraciones y dependencias — equipo de Infraestructura</w:t>
-      </w:r>
-    </w:p>
-    <w:p>
-      <w:pPr>
-        <w:pStyle w:val="ListParagraph"/>
-        <w:numPr>
-          <w:ilvl w:val="0"/>
-          <w:numId w:val="2"/>
-        </w:numPr>
-        <w:spacing w:after="90"/>
-      </w:pPr>
-      <w:r>
-        <w:t xml:space="preserve">WhatsApp vía deep-link (wa.me) — no hay API de WhatsApp Business real ni webhook de respuesta.</w:t>
-      </w:r>
-    </w:p>
-    <w:p>
-      <w:pPr>
-        <w:pStyle w:val="ListParagraph"/>
-        <w:numPr>
-          <w:ilvl w:val="0"/>
-          <w:numId w:val="2"/>
-        </w:numPr>
-        <w:spacing w:after="90"/>
-      </w:pPr>
-      <w:r>
-        <w:t xml:space="preserve">Sin CRM ni help-desk real detrás.</w:t>
+        <w:t xml:space="preserve">7. Integraciones e infraestructura — equipo de Infraestructura</w:t>
+      </w:r>
+    </w:p>
+    <w:p>
+      <w:pPr>
+        <w:pStyle w:val="ListParagraph"/>
+        <w:numPr>
+          <w:ilvl w:val="0"/>
+          <w:numId w:val="2"/>
+        </w:numPr>
+        <w:spacing w:after="90"/>
+      </w:pPr>
+      <w:r>
+        <w:t xml:space="preserve">Integración real con WhatsApp Business API (o un proveedor de mensajería como Twilio) para enviar y recibir mensajes.</w:t>
+      </w:r>
+    </w:p>
+    <w:p>
+      <w:pPr>
+        <w:pStyle w:val="ListParagraph"/>
+        <w:numPr>
+          <w:ilvl w:val="0"/>
+          <w:numId w:val="2"/>
+        </w:numPr>
+        <w:spacing w:after="90"/>
+      </w:pPr>
+      <w:r>
+        <w:t xml:space="preserve">Enrutamiento de leads a un asesor disponible (por zona, carga de trabajo, turno), típicamente vía un CRM (por ejemplo Salesforce o HubSpot) o un sistema de asignación propio.</w:t>
       </w:r>
     </w:p>
     <w:p>
@@ -416,20 +371,33 @@
           <w:bCs/>
           <w:color w:val="004481"/>
         </w:rPr>
-        <w:t xml:space="preserve">8. Consideraciones de seguridad — equipo de Seguridad</w:t>
-      </w:r>
-    </w:p>
-    <w:p>
-      <w:pPr>
-        <w:pStyle w:val="ListParagraph"/>
-        <w:numPr>
-          <w:ilvl w:val="0"/>
-          <w:numId w:val="2"/>
-        </w:numPr>
-        <w:spacing w:after="90"/>
-      </w:pPr>
-      <w:r>
-        <w:t xml:space="preserve">El mensaje pre-armado que se abre en WhatsApp puede incluir información de la propiedad o la simulación — no se envía ningún dato sensible del usuario más allá de lo que la persona decida escribir en WhatsApp.</w:t>
+        <w:t xml:space="preserve">8. Requerimientos de seguridad — equipo de Seguridad</w:t>
+      </w:r>
+    </w:p>
+    <w:p>
+      <w:pPr>
+        <w:pStyle w:val="ListParagraph"/>
+        <w:numPr>
+          <w:ilvl w:val="0"/>
+          <w:numId w:val="2"/>
+        </w:numPr>
+        <w:spacing w:after="90"/>
+      </w:pPr>
+      <w:r>
+        <w:t xml:space="preserve">El contenido de los mensajes puede incluir datos personales y financieros del usuario — mismos estándares de cifrado y control de acceso que los Módulos 1 y 6.</w:t>
+      </w:r>
+    </w:p>
+    <w:p>
+      <w:pPr>
+        <w:pStyle w:val="ListParagraph"/>
+        <w:numPr>
+          <w:ilvl w:val="0"/>
+          <w:numId w:val="2"/>
+        </w:numPr>
+        <w:spacing w:after="90"/>
+      </w:pPr>
+      <w:r>
+        <w:t xml:space="preserve">Requiere sesión autenticada.</w:t>
       </w:r>
     </w:p>
     <w:p>
@@ -446,50 +414,7 @@
           <w:bCs/>
           <w:color w:val="004481"/>
         </w:rPr>
-        <w:t xml:space="preserve">9. Limitaciones conocidas del prototipo</w:t>
-      </w:r>
-    </w:p>
-    <w:p>
-      <w:pPr>
-        <w:pStyle w:val="ListParagraph"/>
-        <w:numPr>
-          <w:ilvl w:val="0"/>
-          <w:numId w:val="2"/>
-        </w:numPr>
-        <w:spacing w:after="90"/>
-      </w:pPr>
-      <w:r>
-        <w:t xml:space="preserve">El número de asesor es fijo/de ejemplo: no hay enrutamiento real de leads.</w:t>
-      </w:r>
-    </w:p>
-    <w:p>
-      <w:pPr>
-        <w:pStyle w:val="ListParagraph"/>
-        <w:numPr>
-          <w:ilvl w:val="0"/>
-          <w:numId w:val="2"/>
-        </w:numPr>
-        <w:spacing w:after="90"/>
-      </w:pPr>
-      <w:r>
-        <w:t xml:space="preserve">El botón "Contactar asesor" del header de desktop no ejecuta ninguna acción todavía.</w:t>
-      </w:r>
-    </w:p>
-    <w:p>
-      <w:pPr>
-        <w:pStyle w:val="Heading2"/>
-        <w:pBdr>
-          <w:bottom w:val="single" w:color="D9DEE4" w:sz="4" w:space="4"/>
-        </w:pBdr>
-        <w:spacing w:after="120" w:before="300"/>
-      </w:pPr>
-      <w:r>
-        <w:rPr>
-          <w:b/>
-          <w:bCs/>
-          <w:color w:val="004481"/>
-        </w:rPr>
-        <w:t xml:space="preserve">10. Pendientes / decisiones abiertas</w:t>
+        <w:t xml:space="preserve">9. Pendientes / decisiones abiertas</w:t>
       </w:r>
     </w:p>
     <w:p>
@@ -515,7 +440,7 @@
         <w:spacing w:after="90"/>
       </w:pPr>
       <w:r>
-        <w:t xml:space="preserve">Decidir si "Contactar asesor" del header debe reusar el flujo de WhatsApp existente o necesita uno propio (consultas generales, sin propiedad ni simulación asociada).</w:t>
+        <w:t xml:space="preserve">Decidir si "Contactar asesor" del header (Módulo 14) reusa este mismo canal o necesita uno propio para consultas generales.</w:t>
       </w:r>
     </w:p>
     <w:p>
